--- a/content/Bios/Dave_Schmidt.docx
+++ b/content/Bios/Dave_Schmidt.docx
@@ -1,205 +1,10 @@
 
 <file path=word/document.xml><?xml version="1.0" encoding="utf-8"?>
-<w:document xmlns:w14="http://schemas.microsoft.com/office/word/2010/wordml" xmlns:wp14="http://schemas.microsoft.com/office/word/2010/wordprocessingDrawing" xmlns:w="http://schemas.openxmlformats.org/wordprocessingml/2006/main" xmlns:m="http://schemas.openxmlformats.org/officeDocument/2006/math" xmlns:r="http://schemas.openxmlformats.org/officeDocument/2006/relationships" xmlns:o="urn:schemas-microsoft-com:office:office" xmlns:v="urn:schemas-microsoft-com:vml" xmlns:w10="urn:schemas-microsoft-com:office:word" xmlns:a="http://schemas.openxmlformats.org/drawingml/2006/main" xmlns:pic="http://schemas.openxmlformats.org/drawingml/2006/picture" xmlns:wp="http://schemas.openxmlformats.org/drawingml/2006/wordprocessingDrawing" xmlns:mc="http://schemas.openxmlformats.org/markup-compatibility/2006" mc:Ignorable="w14 wp14">
+<w:document xmlns:ns1="http://schemas.openxmlformats.org/markup-compatibility/2006" xmlns:ns2="http://schemas.microsoft.com/office/word/2010/wordml" xmlns:w="http://schemas.openxmlformats.org/wordprocessingml/2006/main" ns1:Ignorable="w14 wp14">
   <w:body>
-    <w:p xmlns:wp14="http://schemas.microsoft.com/office/word/2010/wordml" wp14:textId="77777777">
-      <w:pPr>
-        <w:pStyle w:val="FirstParagraph"/>
-      </w:pPr>
-      <w:r>
-        <w:rPr/>
-        <w:t>2011 Hall of Fame Inductee David Schmidt – Littleton</w:t>
-      </w:r>
-      <w:r>
-        <w:rPr/>
-        <w:t xml:space="preserve"> </w:t>
-      </w:r>
-      <w:r>
-        <w:rPr/>
-        <w:t xml:space="preserve">David Schmidt was born in Pittsburgh, Pennsylvania on June 6, </w:t>
-      </w:r>
-      <w:r>
-        <w:rPr/>
-        <w:t>1947</w:t>
-      </w:r>
-      <w:r>
-        <w:rPr/>
-        <w:t xml:space="preserve"> to John and Marge</w:t>
-      </w:r>
-      <w:r>
-        <w:rPr/>
-        <w:t xml:space="preserve"> </w:t>
-      </w:r>
-      <w:r>
-        <w:rPr/>
-        <w:t xml:space="preserve">Schmidt. David moved to Colorado in 1980 with </w:t>
-      </w:r>
-      <w:r>
-        <w:rPr/>
-        <w:t>Diane</w:t>
-      </w:r>
-      <w:r>
-        <w:rPr/>
-        <w:t xml:space="preserve"> and they married in 1982. Shortly after,</w:t>
-      </w:r>
-      <w:r>
-        <w:rPr/>
-        <w:t xml:space="preserve"> </w:t>
-      </w:r>
-      <w:r>
-        <w:rPr/>
-        <w:t xml:space="preserve">they opened a Stamp Store West packing store. Their </w:t>
-      </w:r>
-      <w:r>
-        <w:rPr/>
-        <w:t>daughter</w:t>
-      </w:r>
-      <w:r>
-        <w:rPr/>
-        <w:t xml:space="preserve"> Mindy was born in 1985. David</w:t>
-      </w:r>
-      <w:r>
-        <w:rPr/>
-        <w:t xml:space="preserve"> </w:t>
-      </w:r>
-      <w:r>
-        <w:rPr/>
-        <w:t>passed</w:t>
-      </w:r>
-      <w:r>
-        <w:rPr/>
-        <w:t xml:space="preserve"> on May 31, 2008.</w:t>
-      </w:r>
-      <w:r>
-        <w:rPr/>
-        <w:t xml:space="preserve"> </w:t>
-      </w:r>
-      <w:r>
-        <w:rPr/>
-        <w:t>David graduated from Chartiers Valley High School in 1965 and continued his higher education</w:t>
-      </w:r>
-      <w:r>
-        <w:rPr/>
-        <w:t xml:space="preserve"> </w:t>
-      </w:r>
-      <w:r>
-        <w:rPr/>
-        <w:t>at Robert Morris College. He graduated with a major in education.</w:t>
-      </w:r>
-      <w:r>
-        <w:rPr/>
-        <w:t xml:space="preserve"> </w:t>
-      </w:r>
-      <w:r>
-        <w:rPr/>
-        <w:t>David had a long and distinguished career. He began coaching Little League in Pennsylvania and</w:t>
-      </w:r>
-      <w:r>
-        <w:rPr/>
-        <w:t xml:space="preserve"> </w:t>
-      </w:r>
-      <w:r>
-        <w:rPr/>
-        <w:t>then began umpiring both baseball and softball after moving to Colorado. He taught umpire</w:t>
-      </w:r>
-      <w:r>
-        <w:rPr/>
-        <w:t xml:space="preserve"> </w:t>
-      </w:r>
-      <w:r>
-        <w:rPr/>
-        <w:t>school and became an umpire assignor to both the Metropolitan and Skyline leagues. David held</w:t>
-      </w:r>
-      <w:r>
-        <w:rPr/>
-        <w:t xml:space="preserve"> </w:t>
-      </w:r>
-      <w:r>
-        <w:rPr/>
-        <w:t xml:space="preserve">many positions in his life including softball and baseball </w:t>
-      </w:r>
-      <w:r>
-        <w:rPr/>
-        <w:t>umpire</w:t>
-      </w:r>
-      <w:r>
-        <w:rPr/>
-        <w:t xml:space="preserve"> as well as a basketball referee.</w:t>
-      </w:r>
-      <w:r>
-        <w:rPr/>
-        <w:t xml:space="preserve"> </w:t>
-      </w:r>
-      <w:r>
-        <w:rPr/>
-        <w:t>David also held the Annual 4th of July Tournament at Dakota Ridge High School.</w:t>
-      </w:r>
-      <w:r>
-        <w:rPr/>
-        <w:t xml:space="preserve"> </w:t>
-      </w:r>
-      <w:r>
-        <w:rPr/>
-        <w:t>David received many awards in his career including:</w:t>
-      </w:r>
-      <w:r>
-        <w:rPr/>
-        <w:t xml:space="preserve"> </w:t>
-      </w:r>
-      <w:r>
-        <w:rPr/>
-        <w:t>• Mr. Baseball Award from the Colorado High School Baseball</w:t>
-      </w:r>
-      <w:r>
-        <w:rPr/>
-        <w:t xml:space="preserve"> </w:t>
-      </w:r>
-      <w:r>
-        <w:rPr/>
-        <w:t>Coaches Association in 2005.</w:t>
-      </w:r>
-      <w:r>
-        <w:rPr/>
-        <w:t xml:space="preserve"> </w:t>
-      </w:r>
-      <w:r>
-        <w:rPr/>
-        <w:t>• Honorary Member of the Colorado High School Softball Umpire</w:t>
-      </w:r>
-      <w:r>
-        <w:rPr/>
-        <w:t xml:space="preserve"> </w:t>
-      </w:r>
-      <w:r>
-        <w:rPr/>
-        <w:t>Association in 2005</w:t>
-      </w:r>
-      <w:r>
-        <w:rPr/>
-        <w:t xml:space="preserve"> </w:t>
-      </w:r>
-      <w:r>
-        <w:rPr/>
-        <w:t>• Distinguished Service Award 2006-2007</w:t>
-      </w:r>
-      <w:r>
-        <w:rPr/>
-        <w:t xml:space="preserve"> </w:t>
-      </w:r>
-      <w:r>
-        <w:rPr/>
-        <w:t>He was a fine man and a big contributor to the baseball community.</w:t>
-      </w:r>
-    </w:p>
-    <w:p>
-      <w:pPr>
-        <w:pStyle w:val="BodyText"/>
-      </w:pPr>
-    </w:p>
-    <w:p>
-      <w:pPr>
-        <w:pStyle w:val="Heading2"/>
-        <w:spacing w:before="261" w:beforeAutospacing="off" w:after="261" w:afterAutospacing="off" w:line="300" w:lineRule="auto"/>
+    <w:p ns2:paraId="43204A33" ns2:textId="282FDADF">
+      <w:pPr>
+        <w:spacing w:before="210" w:beforeAutospacing="off" w:after="210" w:afterAutospacing="off" w:line="300" w:lineRule="auto"/>
       </w:pPr>
       <w:r>
         <w:rPr>
@@ -209,33 +14,128 @@
           <w:i w:val="0"/>
           <w:iCs w:val="0"/>
           <w:noProof w:val="0"/>
-          <w:sz w:val="31"/>
-          <w:szCs w:val="31"/>
-          <w:lang w:val="en-US"/>
-        </w:rPr>
-        <w:t>Revised Biography: David Schmidt</w:t>
+          <w:sz w:val="21"/>
+          <w:szCs w:val="21"/>
+          <w:lang w:val="en-US"/>
+        </w:rPr>
+        <w:t>2011 Hall of Fame Inductee – Littleton</w:t>
       </w:r>
     </w:p>
-    <w:p>
+    <w:p ns2:paraId="56FA4D83" ns2:textId="41BA1F1A">
       <w:pPr>
         <w:spacing w:before="210" w:beforeAutospacing="off" w:after="210" w:afterAutospacing="off" w:line="300" w:lineRule="auto"/>
-      </w:pPr>
-      <w:r>
-        <w:rPr>
-          <w:rFonts w:ascii="Segoe UI" w:hAnsi="Segoe UI" w:eastAsia="Segoe UI" w:cs="Segoe UI"/>
-          <w:b w:val="1"/>
-          <w:bCs w:val="1"/>
-          <w:i w:val="0"/>
-          <w:iCs w:val="0"/>
-          <w:noProof w:val="0"/>
-          <w:sz w:val="21"/>
-          <w:szCs w:val="21"/>
-          <w:lang w:val="en-US"/>
-        </w:rPr>
-        <w:t>2011 Hall of Fame Inductee – Littleton</w:t>
+        <w:rPr>
+          <w:rFonts w:ascii="Segoe UI" w:hAnsi="Segoe UI" w:eastAsia="Segoe UI" w:cs="Segoe UI"/>
+          <w:b w:val="0"/>
+          <w:bCs w:val="0"/>
+          <w:i w:val="0"/>
+          <w:iCs w:val="0"/>
+          <w:noProof w:val="0"/>
+          <w:sz w:val="21"/>
+          <w:szCs w:val="21"/>
+          <w:lang w:val="en-US"/>
+        </w:rPr>
+      </w:pPr>
+      <w:r>
+        <w:rPr>
+          <w:rFonts w:ascii="Segoe UI" w:hAnsi="Segoe UI" w:eastAsia="Segoe UI" w:cs="Segoe UI"/>
+          <w:b w:val="0"/>
+          <w:bCs w:val="0"/>
+          <w:i w:val="0"/>
+          <w:iCs w:val="0"/>
+          <w:noProof w:val="0"/>
+          <w:sz w:val="21"/>
+          <w:szCs w:val="21"/>
+          <w:lang w:val="en-US"/>
+        </w:rPr>
+        <w:t xml:space="preserve">David Schmidt was born on June 6, 1947, in </w:t>
+      </w:r>
+      <w:r>
+        <w:rPr>
+          <w:rFonts w:ascii="Segoe UI" w:hAnsi="Segoe UI" w:eastAsia="Segoe UI" w:cs="Segoe UI"/>
+          <w:b w:val="0"/>
+          <w:bCs w:val="0"/>
+          <w:i w:val="0"/>
+          <w:iCs w:val="0"/>
+          <w:noProof w:val="0"/>
+          <w:sz w:val="21"/>
+          <w:szCs w:val="21"/>
+          <w:lang w:val="en-US"/>
+        </w:rPr>
+        <w:t>Pittsburgh, Pennsylvania</w:t>
+      </w:r>
+      <w:r>
+        <w:rPr>
+          <w:rFonts w:ascii="Segoe UI" w:hAnsi="Segoe UI" w:eastAsia="Segoe UI" w:cs="Segoe UI"/>
+          <w:b w:val="0"/>
+          <w:bCs w:val="0"/>
+          <w:i w:val="0"/>
+          <w:iCs w:val="0"/>
+          <w:noProof w:val="0"/>
+          <w:sz w:val="21"/>
+          <w:szCs w:val="21"/>
+          <w:lang w:val="en-US"/>
+        </w:rPr>
+        <w:t xml:space="preserve">, to John and Marge Schmidt. He moved to Colorado in 1980 with Diane, and the two were married in 1982. Shortly afterward, they opened </w:t>
+      </w:r>
+      <w:r>
+        <w:rPr>
+          <w:rFonts w:ascii="Segoe UI" w:hAnsi="Segoe UI" w:eastAsia="Segoe UI" w:cs="Segoe UI"/>
+          <w:b w:val="0"/>
+          <w:bCs w:val="0"/>
+          <w:i w:val="0"/>
+          <w:iCs w:val="0"/>
+          <w:noProof w:val="0"/>
+          <w:sz w:val="21"/>
+          <w:szCs w:val="21"/>
+          <w:lang w:val="en-US"/>
+        </w:rPr>
+        <w:t>Stamp Store West</w:t>
+      </w:r>
+      <w:r>
+        <w:rPr>
+          <w:rFonts w:ascii="Segoe UI" w:hAnsi="Segoe UI" w:eastAsia="Segoe UI" w:cs="Segoe UI"/>
+          <w:b w:val="0"/>
+          <w:bCs w:val="0"/>
+          <w:i w:val="0"/>
+          <w:iCs w:val="0"/>
+          <w:noProof w:val="0"/>
+          <w:sz w:val="21"/>
+          <w:szCs w:val="21"/>
+          <w:lang w:val="en-US"/>
+        </w:rPr>
+        <w:t xml:space="preserve">, a packing and retail business. Their daughter, </w:t>
+      </w:r>
+      <w:r>
+        <w:rPr>
+          <w:rFonts w:ascii="Segoe UI" w:hAnsi="Segoe UI" w:eastAsia="Segoe UI" w:cs="Segoe UI"/>
+          <w:b w:val="0"/>
+          <w:bCs w:val="0"/>
+          <w:i w:val="0"/>
+          <w:iCs w:val="0"/>
+          <w:noProof w:val="0"/>
+          <w:sz w:val="21"/>
+          <w:szCs w:val="21"/>
+          <w:lang w:val="en-US"/>
+        </w:rPr>
+        <w:t>Mindy</w:t>
+      </w:r>
+      <w:r>
+        <w:rPr>
+          <w:rFonts w:ascii="Segoe UI" w:hAnsi="Segoe UI" w:eastAsia="Segoe UI" w:cs="Segoe UI"/>
+          <w:b w:val="0"/>
+          <w:bCs w:val="0"/>
+          <w:i w:val="0"/>
+          <w:iCs w:val="0"/>
+          <w:noProof w:val="0"/>
+          <w:sz w:val="21"/>
+          <w:szCs w:val="21"/>
+          <w:lang w:val="en-US"/>
+        </w:rPr>
+        <w:t>, was born in 1985. David passed away on May 31, 2008.</w:t>
       </w:r>
     </w:p>
-    <w:p>
+    <w:p ns2:paraId="42ED79B5" ns2:textId="418CA6BE">
       <w:pPr>
         <w:spacing w:before="210" w:beforeAutospacing="off" w:after="210" w:afterAutospacing="off" w:line="300" w:lineRule="auto"/>
         <w:rPr>
@@ -262,94 +162,66 @@
           <w:szCs w:val="21"/>
           <w:lang w:val="en-US"/>
         </w:rPr>
-        <w:t xml:space="preserve">David Schmidt was born on June 6, 1947, in </w:t>
-      </w:r>
-      <w:r>
-        <w:rPr>
-          <w:rFonts w:ascii="Segoe UI" w:hAnsi="Segoe UI" w:eastAsia="Segoe UI" w:cs="Segoe UI"/>
-          <w:b w:val="0"/>
-          <w:bCs w:val="0"/>
-          <w:i w:val="0"/>
-          <w:iCs w:val="0"/>
-          <w:noProof w:val="0"/>
-          <w:sz w:val="21"/>
-          <w:szCs w:val="21"/>
-          <w:lang w:val="en-US"/>
-        </w:rPr>
-        <w:t>Pittsburgh, Pennsylvania</w:t>
-      </w:r>
-      <w:r>
-        <w:rPr>
-          <w:rFonts w:ascii="Segoe UI" w:hAnsi="Segoe UI" w:eastAsia="Segoe UI" w:cs="Segoe UI"/>
-          <w:b w:val="0"/>
-          <w:bCs w:val="0"/>
-          <w:i w:val="0"/>
-          <w:iCs w:val="0"/>
-          <w:noProof w:val="0"/>
-          <w:sz w:val="21"/>
-          <w:szCs w:val="21"/>
-          <w:lang w:val="en-US"/>
-        </w:rPr>
-        <w:t xml:space="preserve">, to John and Marge Schmidt. He moved to Colorado in 1980 with Diane, and the two were married in 1982. Shortly afterward, they opened </w:t>
-      </w:r>
-      <w:r>
-        <w:rPr>
-          <w:rFonts w:ascii="Segoe UI" w:hAnsi="Segoe UI" w:eastAsia="Segoe UI" w:cs="Segoe UI"/>
-          <w:b w:val="0"/>
-          <w:bCs w:val="0"/>
-          <w:i w:val="0"/>
-          <w:iCs w:val="0"/>
-          <w:noProof w:val="0"/>
-          <w:sz w:val="21"/>
-          <w:szCs w:val="21"/>
-          <w:lang w:val="en-US"/>
-        </w:rPr>
-        <w:t>Stamp Store West</w:t>
-      </w:r>
-      <w:r>
-        <w:rPr>
-          <w:rFonts w:ascii="Segoe UI" w:hAnsi="Segoe UI" w:eastAsia="Segoe UI" w:cs="Segoe UI"/>
-          <w:b w:val="0"/>
-          <w:bCs w:val="0"/>
-          <w:i w:val="0"/>
-          <w:iCs w:val="0"/>
-          <w:noProof w:val="0"/>
-          <w:sz w:val="21"/>
-          <w:szCs w:val="21"/>
-          <w:lang w:val="en-US"/>
-        </w:rPr>
-        <w:t xml:space="preserve">, a packing and retail business. Their daughter, </w:t>
-      </w:r>
-      <w:r>
-        <w:rPr>
-          <w:rFonts w:ascii="Segoe UI" w:hAnsi="Segoe UI" w:eastAsia="Segoe UI" w:cs="Segoe UI"/>
-          <w:b w:val="0"/>
-          <w:bCs w:val="0"/>
-          <w:i w:val="0"/>
-          <w:iCs w:val="0"/>
-          <w:noProof w:val="0"/>
-          <w:sz w:val="21"/>
-          <w:szCs w:val="21"/>
-          <w:lang w:val="en-US"/>
-        </w:rPr>
-        <w:t>Mindy</w:t>
-      </w:r>
-      <w:r>
-        <w:rPr>
-          <w:rFonts w:ascii="Segoe UI" w:hAnsi="Segoe UI" w:eastAsia="Segoe UI" w:cs="Segoe UI"/>
-          <w:b w:val="0"/>
-          <w:bCs w:val="0"/>
-          <w:i w:val="0"/>
-          <w:iCs w:val="0"/>
-          <w:noProof w:val="0"/>
-          <w:sz w:val="21"/>
-          <w:szCs w:val="21"/>
-          <w:lang w:val="en-US"/>
-        </w:rPr>
-        <w:t>, was born in 1985. David passed away on May 31, 2008.</w:t>
+        <w:t xml:space="preserve">David graduated from </w:t>
+      </w:r>
+      <w:r>
+        <w:rPr>
+          <w:rFonts w:ascii="Segoe UI" w:hAnsi="Segoe UI" w:eastAsia="Segoe UI" w:cs="Segoe UI"/>
+          <w:b w:val="0"/>
+          <w:bCs w:val="0"/>
+          <w:i w:val="0"/>
+          <w:iCs w:val="0"/>
+          <w:noProof w:val="0"/>
+          <w:sz w:val="21"/>
+          <w:szCs w:val="21"/>
+          <w:lang w:val="en-US"/>
+        </w:rPr>
+        <w:t>Chartiers Valley High School</w:t>
+      </w:r>
+      <w:r>
+        <w:rPr>
+          <w:rFonts w:ascii="Segoe UI" w:hAnsi="Segoe UI" w:eastAsia="Segoe UI" w:cs="Segoe UI"/>
+          <w:b w:val="0"/>
+          <w:bCs w:val="0"/>
+          <w:i w:val="0"/>
+          <w:iCs w:val="0"/>
+          <w:noProof w:val="0"/>
+          <w:sz w:val="21"/>
+          <w:szCs w:val="21"/>
+          <w:lang w:val="en-US"/>
+        </w:rPr>
+        <w:t xml:space="preserve"> in 1965 and continued his education at </w:t>
+      </w:r>
+      <w:r>
+        <w:rPr>
+          <w:rFonts w:ascii="Segoe UI" w:hAnsi="Segoe UI" w:eastAsia="Segoe UI" w:cs="Segoe UI"/>
+          <w:b w:val="0"/>
+          <w:bCs w:val="0"/>
+          <w:i w:val="0"/>
+          <w:iCs w:val="0"/>
+          <w:noProof w:val="0"/>
+          <w:sz w:val="21"/>
+          <w:szCs w:val="21"/>
+          <w:lang w:val="en-US"/>
+        </w:rPr>
+        <w:t>Robert Morris College</w:t>
+      </w:r>
+      <w:r>
+        <w:rPr>
+          <w:rFonts w:ascii="Segoe UI" w:hAnsi="Segoe UI" w:eastAsia="Segoe UI" w:cs="Segoe UI"/>
+          <w:b w:val="0"/>
+          <w:bCs w:val="0"/>
+          <w:i w:val="0"/>
+          <w:iCs w:val="0"/>
+          <w:noProof w:val="0"/>
+          <w:sz w:val="21"/>
+          <w:szCs w:val="21"/>
+          <w:lang w:val="en-US"/>
+        </w:rPr>
+        <w:t>, earning a degree in education. He began his coaching and officiating career in Pennsylvania, where he coached Little League before expanding into umpiring both baseball and softball.</w:t>
       </w:r>
     </w:p>
-    <w:p>
+    <w:p ns2:paraId="1682F40B" ns2:textId="599B0BF3">
       <w:pPr>
         <w:spacing w:before="210" w:beforeAutospacing="off" w:after="210" w:afterAutospacing="off" w:line="300" w:lineRule="auto"/>
         <w:rPr>
@@ -376,66 +248,178 @@
           <w:szCs w:val="21"/>
           <w:lang w:val="en-US"/>
         </w:rPr>
-        <w:t xml:space="preserve">David graduated from </w:t>
-      </w:r>
-      <w:r>
-        <w:rPr>
-          <w:rFonts w:ascii="Segoe UI" w:hAnsi="Segoe UI" w:eastAsia="Segoe UI" w:cs="Segoe UI"/>
-          <w:b w:val="0"/>
-          <w:bCs w:val="0"/>
-          <w:i w:val="0"/>
-          <w:iCs w:val="0"/>
-          <w:noProof w:val="0"/>
-          <w:sz w:val="21"/>
-          <w:szCs w:val="21"/>
-          <w:lang w:val="en-US"/>
-        </w:rPr>
-        <w:t>Chartiers Valley High School</w:t>
-      </w:r>
-      <w:r>
-        <w:rPr>
-          <w:rFonts w:ascii="Segoe UI" w:hAnsi="Segoe UI" w:eastAsia="Segoe UI" w:cs="Segoe UI"/>
-          <w:b w:val="0"/>
-          <w:bCs w:val="0"/>
-          <w:i w:val="0"/>
-          <w:iCs w:val="0"/>
-          <w:noProof w:val="0"/>
-          <w:sz w:val="21"/>
-          <w:szCs w:val="21"/>
-          <w:lang w:val="en-US"/>
-        </w:rPr>
-        <w:t xml:space="preserve"> in 1965 and continued his education at </w:t>
-      </w:r>
-      <w:r>
-        <w:rPr>
-          <w:rFonts w:ascii="Segoe UI" w:hAnsi="Segoe UI" w:eastAsia="Segoe UI" w:cs="Segoe UI"/>
-          <w:b w:val="0"/>
-          <w:bCs w:val="0"/>
-          <w:i w:val="0"/>
-          <w:iCs w:val="0"/>
-          <w:noProof w:val="0"/>
-          <w:sz w:val="21"/>
-          <w:szCs w:val="21"/>
-          <w:lang w:val="en-US"/>
-        </w:rPr>
-        <w:t>Robert Morris College</w:t>
-      </w:r>
-      <w:r>
-        <w:rPr>
-          <w:rFonts w:ascii="Segoe UI" w:hAnsi="Segoe UI" w:eastAsia="Segoe UI" w:cs="Segoe UI"/>
-          <w:b w:val="0"/>
-          <w:bCs w:val="0"/>
-          <w:i w:val="0"/>
-          <w:iCs w:val="0"/>
-          <w:noProof w:val="0"/>
-          <w:sz w:val="21"/>
-          <w:szCs w:val="21"/>
-          <w:lang w:val="en-US"/>
-        </w:rPr>
-        <w:t>, earning a degree in education. He began his coaching and officiating career in Pennsylvania, where he coached Little League before expanding into umpiring both baseball and softball.</w:t>
+        <w:t xml:space="preserve">After moving to Colorado, David became deeply involved in officiating and officiating leadership. He taught umpire school and served as an assignor for both the </w:t>
+      </w:r>
+      <w:r>
+        <w:rPr>
+          <w:rFonts w:ascii="Segoe UI" w:hAnsi="Segoe UI" w:eastAsia="Segoe UI" w:cs="Segoe UI"/>
+          <w:b w:val="0"/>
+          <w:bCs w:val="0"/>
+          <w:i w:val="0"/>
+          <w:iCs w:val="0"/>
+          <w:noProof w:val="0"/>
+          <w:sz w:val="21"/>
+          <w:szCs w:val="21"/>
+          <w:lang w:val="en-US"/>
+        </w:rPr>
+        <w:t>Metropolitan League</w:t>
+      </w:r>
+      <w:r>
+        <w:rPr>
+          <w:rFonts w:ascii="Segoe UI" w:hAnsi="Segoe UI" w:eastAsia="Segoe UI" w:cs="Segoe UI"/>
+          <w:b w:val="0"/>
+          <w:bCs w:val="0"/>
+          <w:i w:val="0"/>
+          <w:iCs w:val="0"/>
+          <w:noProof w:val="0"/>
+          <w:sz w:val="21"/>
+          <w:szCs w:val="21"/>
+          <w:lang w:val="en-US"/>
+        </w:rPr>
+        <w:t xml:space="preserve"> and </w:t>
+      </w:r>
+      <w:r>
+        <w:rPr>
+          <w:rFonts w:ascii="Segoe UI" w:hAnsi="Segoe UI" w:eastAsia="Segoe UI" w:cs="Segoe UI"/>
+          <w:b w:val="0"/>
+          <w:bCs w:val="0"/>
+          <w:i w:val="0"/>
+          <w:iCs w:val="0"/>
+          <w:noProof w:val="0"/>
+          <w:sz w:val="21"/>
+          <w:szCs w:val="21"/>
+          <w:lang w:val="en-US"/>
+        </w:rPr>
+        <w:t>Skyline League</w:t>
+      </w:r>
+      <w:r>
+        <w:rPr>
+          <w:rFonts w:ascii="Segoe UI" w:hAnsi="Segoe UI" w:eastAsia="Segoe UI" w:cs="Segoe UI"/>
+          <w:b w:val="0"/>
+          <w:bCs w:val="0"/>
+          <w:i w:val="0"/>
+          <w:iCs w:val="0"/>
+          <w:noProof w:val="0"/>
+          <w:sz w:val="21"/>
+          <w:szCs w:val="21"/>
+          <w:lang w:val="en-US"/>
+        </w:rPr>
+        <w:t xml:space="preserve">. Over the years, he held multiple officiating roles, including baseball and softball </w:t>
+      </w:r>
+      <w:r>
+        <w:rPr>
+          <w:rFonts w:ascii="Segoe UI" w:hAnsi="Segoe UI" w:eastAsia="Segoe UI" w:cs="Segoe UI"/>
+          <w:b w:val="0"/>
+          <w:bCs w:val="0"/>
+          <w:i w:val="0"/>
+          <w:iCs w:val="0"/>
+          <w:noProof w:val="0"/>
+          <w:sz w:val="21"/>
+          <w:szCs w:val="21"/>
+          <w:lang w:val="en-US"/>
+        </w:rPr>
+        <w:t>umpire</w:t>
+      </w:r>
+      <w:r>
+        <w:rPr>
+          <w:rFonts w:ascii="Segoe UI" w:hAnsi="Segoe UI" w:eastAsia="Segoe UI" w:cs="Segoe UI"/>
+          <w:b w:val="0"/>
+          <w:bCs w:val="0"/>
+          <w:i w:val="0"/>
+          <w:iCs w:val="0"/>
+          <w:noProof w:val="0"/>
+          <w:sz w:val="21"/>
+          <w:szCs w:val="21"/>
+          <w:lang w:val="en-US"/>
+        </w:rPr>
+        <w:t xml:space="preserve"> and basketball </w:t>
+      </w:r>
+      <w:r>
+        <w:rPr>
+          <w:rFonts w:ascii="Segoe UI" w:hAnsi="Segoe UI" w:eastAsia="Segoe UI" w:cs="Segoe UI"/>
+          <w:b w:val="0"/>
+          <w:bCs w:val="0"/>
+          <w:i w:val="0"/>
+          <w:iCs w:val="0"/>
+          <w:noProof w:val="0"/>
+          <w:sz w:val="21"/>
+          <w:szCs w:val="21"/>
+          <w:lang w:val="en-US"/>
+        </w:rPr>
+        <w:t>referee</w:t>
+      </w:r>
+      <w:r>
+        <w:rPr>
+          <w:rFonts w:ascii="Segoe UI" w:hAnsi="Segoe UI" w:eastAsia="Segoe UI" w:cs="Segoe UI"/>
+          <w:b w:val="0"/>
+          <w:bCs w:val="0"/>
+          <w:i w:val="0"/>
+          <w:iCs w:val="0"/>
+          <w:noProof w:val="0"/>
+          <w:sz w:val="21"/>
+          <w:szCs w:val="21"/>
+          <w:lang w:val="en-US"/>
+        </w:rPr>
+        <w:t xml:space="preserve">. David also managed and directed the annual </w:t>
+      </w:r>
+      <w:r>
+        <w:rPr>
+          <w:rFonts w:ascii="Segoe UI" w:hAnsi="Segoe UI" w:eastAsia="Segoe UI" w:cs="Segoe UI"/>
+          <w:b w:val="0"/>
+          <w:bCs w:val="0"/>
+          <w:i w:val="0"/>
+          <w:iCs w:val="0"/>
+          <w:noProof w:val="0"/>
+          <w:sz w:val="21"/>
+          <w:szCs w:val="21"/>
+          <w:lang w:val="en-US"/>
+        </w:rPr>
+        <w:t>4th of July Tournament</w:t>
+      </w:r>
+      <w:r>
+        <w:rPr>
+          <w:rFonts w:ascii="Segoe UI" w:hAnsi="Segoe UI" w:eastAsia="Segoe UI" w:cs="Segoe UI"/>
+          <w:b w:val="0"/>
+          <w:bCs w:val="0"/>
+          <w:i w:val="0"/>
+          <w:iCs w:val="0"/>
+          <w:noProof w:val="0"/>
+          <w:sz w:val="21"/>
+          <w:szCs w:val="21"/>
+          <w:lang w:val="en-US"/>
+        </w:rPr>
+        <w:t xml:space="preserve"> at </w:t>
+      </w:r>
+      <w:r>
+        <w:rPr>
+          <w:rFonts w:ascii="Segoe UI" w:hAnsi="Segoe UI" w:eastAsia="Segoe UI" w:cs="Segoe UI"/>
+          <w:b w:val="0"/>
+          <w:bCs w:val="0"/>
+          <w:i w:val="0"/>
+          <w:iCs w:val="0"/>
+          <w:noProof w:val="0"/>
+          <w:sz w:val="21"/>
+          <w:szCs w:val="21"/>
+          <w:lang w:val="en-US"/>
+        </w:rPr>
+        <w:t>Dakota Ridge High School</w:t>
+      </w:r>
+      <w:r>
+        <w:rPr>
+          <w:rFonts w:ascii="Segoe UI" w:hAnsi="Segoe UI" w:eastAsia="Segoe UI" w:cs="Segoe UI"/>
+          <w:b w:val="0"/>
+          <w:bCs w:val="0"/>
+          <w:i w:val="0"/>
+          <w:iCs w:val="0"/>
+          <w:noProof w:val="0"/>
+          <w:sz w:val="21"/>
+          <w:szCs w:val="21"/>
+          <w:lang w:val="en-US"/>
+        </w:rPr>
+        <w:t>, one of his signature contributions to the baseball community.</w:t>
       </w:r>
     </w:p>
-    <w:p>
+    <w:p ns2:paraId="22CDE2C8" ns2:textId="47A5129D">
       <w:pPr>
         <w:spacing w:before="210" w:beforeAutospacing="off" w:after="210" w:afterAutospacing="off" w:line="300" w:lineRule="auto"/>
         <w:rPr>
@@ -462,208 +446,10 @@
           <w:szCs w:val="21"/>
           <w:lang w:val="en-US"/>
         </w:rPr>
-        <w:t xml:space="preserve">After moving to Colorado, David became deeply involved in officiating and officiating leadership. He taught umpire school and served as an assignor for both the </w:t>
-      </w:r>
-      <w:r>
-        <w:rPr>
-          <w:rFonts w:ascii="Segoe UI" w:hAnsi="Segoe UI" w:eastAsia="Segoe UI" w:cs="Segoe UI"/>
-          <w:b w:val="0"/>
-          <w:bCs w:val="0"/>
-          <w:i w:val="0"/>
-          <w:iCs w:val="0"/>
-          <w:noProof w:val="0"/>
-          <w:sz w:val="21"/>
-          <w:szCs w:val="21"/>
-          <w:lang w:val="en-US"/>
-        </w:rPr>
-        <w:t>Metropolitan League</w:t>
-      </w:r>
-      <w:r>
-        <w:rPr>
-          <w:rFonts w:ascii="Segoe UI" w:hAnsi="Segoe UI" w:eastAsia="Segoe UI" w:cs="Segoe UI"/>
-          <w:b w:val="0"/>
-          <w:bCs w:val="0"/>
-          <w:i w:val="0"/>
-          <w:iCs w:val="0"/>
-          <w:noProof w:val="0"/>
-          <w:sz w:val="21"/>
-          <w:szCs w:val="21"/>
-          <w:lang w:val="en-US"/>
-        </w:rPr>
-        <w:t xml:space="preserve"> and </w:t>
-      </w:r>
-      <w:r>
-        <w:rPr>
-          <w:rFonts w:ascii="Segoe UI" w:hAnsi="Segoe UI" w:eastAsia="Segoe UI" w:cs="Segoe UI"/>
-          <w:b w:val="0"/>
-          <w:bCs w:val="0"/>
-          <w:i w:val="0"/>
-          <w:iCs w:val="0"/>
-          <w:noProof w:val="0"/>
-          <w:sz w:val="21"/>
-          <w:szCs w:val="21"/>
-          <w:lang w:val="en-US"/>
-        </w:rPr>
-        <w:t>Skyline League</w:t>
-      </w:r>
-      <w:r>
-        <w:rPr>
-          <w:rFonts w:ascii="Segoe UI" w:hAnsi="Segoe UI" w:eastAsia="Segoe UI" w:cs="Segoe UI"/>
-          <w:b w:val="0"/>
-          <w:bCs w:val="0"/>
-          <w:i w:val="0"/>
-          <w:iCs w:val="0"/>
-          <w:noProof w:val="0"/>
-          <w:sz w:val="21"/>
-          <w:szCs w:val="21"/>
-          <w:lang w:val="en-US"/>
-        </w:rPr>
-        <w:t xml:space="preserve">. Over the years, he held multiple officiating roles, including baseball and softball </w:t>
-      </w:r>
-      <w:r>
-        <w:rPr>
-          <w:rFonts w:ascii="Segoe UI" w:hAnsi="Segoe UI" w:eastAsia="Segoe UI" w:cs="Segoe UI"/>
-          <w:b w:val="0"/>
-          <w:bCs w:val="0"/>
-          <w:i w:val="0"/>
-          <w:iCs w:val="0"/>
-          <w:noProof w:val="0"/>
-          <w:sz w:val="21"/>
-          <w:szCs w:val="21"/>
-          <w:lang w:val="en-US"/>
-        </w:rPr>
-        <w:t>umpire</w:t>
-      </w:r>
-      <w:r>
-        <w:rPr>
-          <w:rFonts w:ascii="Segoe UI" w:hAnsi="Segoe UI" w:eastAsia="Segoe UI" w:cs="Segoe UI"/>
-          <w:b w:val="0"/>
-          <w:bCs w:val="0"/>
-          <w:i w:val="0"/>
-          <w:iCs w:val="0"/>
-          <w:noProof w:val="0"/>
-          <w:sz w:val="21"/>
-          <w:szCs w:val="21"/>
-          <w:lang w:val="en-US"/>
-        </w:rPr>
-        <w:t xml:space="preserve"> and basketball </w:t>
-      </w:r>
-      <w:r>
-        <w:rPr>
-          <w:rFonts w:ascii="Segoe UI" w:hAnsi="Segoe UI" w:eastAsia="Segoe UI" w:cs="Segoe UI"/>
-          <w:b w:val="0"/>
-          <w:bCs w:val="0"/>
-          <w:i w:val="0"/>
-          <w:iCs w:val="0"/>
-          <w:noProof w:val="0"/>
-          <w:sz w:val="21"/>
-          <w:szCs w:val="21"/>
-          <w:lang w:val="en-US"/>
-        </w:rPr>
-        <w:t>referee</w:t>
-      </w:r>
-      <w:r>
-        <w:rPr>
-          <w:rFonts w:ascii="Segoe UI" w:hAnsi="Segoe UI" w:eastAsia="Segoe UI" w:cs="Segoe UI"/>
-          <w:b w:val="0"/>
-          <w:bCs w:val="0"/>
-          <w:i w:val="0"/>
-          <w:iCs w:val="0"/>
-          <w:noProof w:val="0"/>
-          <w:sz w:val="21"/>
-          <w:szCs w:val="21"/>
-          <w:lang w:val="en-US"/>
-        </w:rPr>
-        <w:t xml:space="preserve">. David also managed and directed the annual </w:t>
-      </w:r>
-      <w:r>
-        <w:rPr>
-          <w:rFonts w:ascii="Segoe UI" w:hAnsi="Segoe UI" w:eastAsia="Segoe UI" w:cs="Segoe UI"/>
-          <w:b w:val="0"/>
-          <w:bCs w:val="0"/>
-          <w:i w:val="0"/>
-          <w:iCs w:val="0"/>
-          <w:noProof w:val="0"/>
-          <w:sz w:val="21"/>
-          <w:szCs w:val="21"/>
-          <w:lang w:val="en-US"/>
-        </w:rPr>
-        <w:t>4th of July Tournament</w:t>
-      </w:r>
-      <w:r>
-        <w:rPr>
-          <w:rFonts w:ascii="Segoe UI" w:hAnsi="Segoe UI" w:eastAsia="Segoe UI" w:cs="Segoe UI"/>
-          <w:b w:val="0"/>
-          <w:bCs w:val="0"/>
-          <w:i w:val="0"/>
-          <w:iCs w:val="0"/>
-          <w:noProof w:val="0"/>
-          <w:sz w:val="21"/>
-          <w:szCs w:val="21"/>
-          <w:lang w:val="en-US"/>
-        </w:rPr>
-        <w:t xml:space="preserve"> at </w:t>
-      </w:r>
-      <w:r>
-        <w:rPr>
-          <w:rFonts w:ascii="Segoe UI" w:hAnsi="Segoe UI" w:eastAsia="Segoe UI" w:cs="Segoe UI"/>
-          <w:b w:val="0"/>
-          <w:bCs w:val="0"/>
-          <w:i w:val="0"/>
-          <w:iCs w:val="0"/>
-          <w:noProof w:val="0"/>
-          <w:sz w:val="21"/>
-          <w:szCs w:val="21"/>
-          <w:lang w:val="en-US"/>
-        </w:rPr>
-        <w:t>Dakota Ridge High School</w:t>
-      </w:r>
-      <w:r>
-        <w:rPr>
-          <w:rFonts w:ascii="Segoe UI" w:hAnsi="Segoe UI" w:eastAsia="Segoe UI" w:cs="Segoe UI"/>
-          <w:b w:val="0"/>
-          <w:bCs w:val="0"/>
-          <w:i w:val="0"/>
-          <w:iCs w:val="0"/>
-          <w:noProof w:val="0"/>
-          <w:sz w:val="21"/>
-          <w:szCs w:val="21"/>
-          <w:lang w:val="en-US"/>
-        </w:rPr>
-        <w:t>, one of his signature contributions to the baseball community.</w:t>
+        <w:t>Throughout his career, David earned several significant honors, including:</w:t>
       </w:r>
     </w:p>
-    <w:p>
-      <w:pPr>
-        <w:spacing w:before="210" w:beforeAutospacing="off" w:after="210" w:afterAutospacing="off" w:line="300" w:lineRule="auto"/>
-        <w:rPr>
-          <w:rFonts w:ascii="Segoe UI" w:hAnsi="Segoe UI" w:eastAsia="Segoe UI" w:cs="Segoe UI"/>
-          <w:b w:val="0"/>
-          <w:bCs w:val="0"/>
-          <w:i w:val="0"/>
-          <w:iCs w:val="0"/>
-          <w:noProof w:val="0"/>
-          <w:sz w:val="21"/>
-          <w:szCs w:val="21"/>
-          <w:lang w:val="en-US"/>
-        </w:rPr>
-      </w:pPr>
-      <w:r>
-        <w:rPr>
-          <w:rFonts w:ascii="Segoe UI" w:hAnsi="Segoe UI" w:eastAsia="Segoe UI" w:cs="Segoe UI"/>
-          <w:b w:val="0"/>
-          <w:bCs w:val="0"/>
-          <w:i w:val="0"/>
-          <w:iCs w:val="0"/>
-          <w:noProof w:val="0"/>
-          <w:sz w:val="21"/>
-          <w:szCs w:val="21"/>
-          <w:lang w:val="en-US"/>
-        </w:rPr>
-        <w:t>Throughout his career, David earned several significant honors, including:</w:t>
-      </w:r>
-    </w:p>
-    <w:p>
+    <w:p ns2:paraId="4E48869F" ns2:textId="76AD98F5">
       <w:pPr>
         <w:pStyle w:val="ListParagraph"/>
         <w:numPr>
@@ -712,7 +498,7 @@
         <w:t>, Colorado High School Baseball Coaches Association (2005)</w:t>
       </w:r>
     </w:p>
-    <w:p>
+    <w:p ns2:paraId="457B471A" ns2:textId="434CAB45">
       <w:pPr>
         <w:pStyle w:val="ListParagraph"/>
         <w:numPr>
@@ -761,7 +547,7 @@
         <w:t>, Colorado High School Softball Umpire Association (2005)</w:t>
       </w:r>
     </w:p>
-    <w:p>
+    <w:p ns2:paraId="4555AAAC" ns2:textId="2E4EF825">
       <w:pPr>
         <w:pStyle w:val="ListParagraph"/>
         <w:numPr>
@@ -810,7 +596,7 @@
         <w:t xml:space="preserve"> (2006–2007)</w:t>
       </w:r>
     </w:p>
-    <w:p>
+    <w:p ns2:paraId="5A122E79" ns2:textId="38BB4FD7">
       <w:pPr>
         <w:spacing w:before="210" w:beforeAutospacing="off" w:after="210" w:afterAutospacing="off" w:line="300" w:lineRule="auto"/>
         <w:rPr>
@@ -840,7 +626,7 @@
         <w:t>David Schmidt was widely respected for his leadership, his integrity, and his dedication to developing officials and supporting youth baseball. A fine man and a major contributor to the Colorado baseball community, his legacy continues to be felt today.</w:t>
       </w:r>
     </w:p>
-    <w:p>
+    <w:p ns2:paraId="3A6A6451" ns2:textId="3E60BDCA">
       <w:pPr>
         <w:pStyle w:val="BodyText"/>
       </w:pPr>
